--- a/downloads/teacher/05 Materials/Unit 02/Slides/Slides 02.10 - Ways to Pay.docx
+++ b/downloads/teacher/05 Materials/Unit 02/Slides/Slides 02.10 - Ways to Pay.docx
@@ -17,7 +17,7 @@
         <w:pStyle w:val="FirstParagraph"/>
       </w:pPr>
       <w:r>
-        <w:t xml:space="preserve">Lesson 2.10, one day, 14 slides. Fees marked [update].</w:t>
+        <w:t xml:space="preserve">Lesson 2.10, one day, 14 slides. Fees to be refreshed before teaching.</w:t>
       </w:r>
     </w:p>
     <w:p>
@@ -179,7 +179,7 @@
         <w:pStyle w:val="Compact"/>
       </w:pPr>
       <w:r>
-        <w:t xml:space="preserve">Fee: overdraft, about $35 [update].</w:t>
+        <w:t xml:space="preserve">Fee: overdraft, about $35.</w:t>
       </w:r>
     </w:p>
     <w:p>
@@ -255,7 +255,7 @@
         <w:pStyle w:val="Compact"/>
       </w:pPr>
       <w:r>
-        <w:t xml:space="preserve">Fee: out-of-network ATM, about $3 plus the other bank’s fee [update].</w:t>
+        <w:t xml:space="preserve">Fee: out-of-network ATM, about $3 plus the other bank’s fee.</w:t>
       </w:r>
       <w:r>
         <w:t xml:space="preserve"> </w:t>
@@ -383,7 +383,7 @@
         <w:pStyle w:val="Compact"/>
       </w:pPr>
       <w:r>
-        <w:t xml:space="preserve">Fee: to load it, to check the balance, sometimes monthly [update].</w:t>
+        <w:t xml:space="preserve">Fee: to load it, to check the balance, sometimes monthly.</w:t>
       </w:r>
       <w:r>
         <w:t xml:space="preserve"> </w:t>
@@ -447,7 +447,7 @@
         <w:pStyle w:val="Compact"/>
       </w:pPr>
       <w:r>
-        <w:t xml:space="preserve">Fee: some apps charge to move money instantly, about 1.5 to 3 percent [update].</w:t>
+        <w:t xml:space="preserve">Fee: some apps charge to move money instantly, about 1.5 to 3 percent.</w:t>
       </w:r>
       <w:r>
         <w:t xml:space="preserve"> </w:t>
@@ -499,7 +499,7 @@
         <w:pStyle w:val="Compact"/>
       </w:pPr>
       <w:r>
-        <w:t xml:space="preserve">Wire: bank to bank, cannot be reversed, $15 to $30 [update].</w:t>
+        <w:t xml:space="preserve">Wire: bank to bank, cannot be reversed, $15 to $30.</w:t>
       </w:r>
     </w:p>
     <w:p>
@@ -725,7 +725,7 @@
         <w:pStyle w:val="Compact"/>
       </w:pPr>
       <w:r>
-        <w:t xml:space="preserve">Post all ten lines. Carry the balance to the cent.</w:t>
+        <w:t xml:space="preserve">Post the nine remaining lines. Carry the balance to the cent.</w:t>
       </w:r>
     </w:p>
     <w:p>
@@ -783,7 +783,7 @@
         <w:pStyle w:val="Compact"/>
       </w:pPr>
       <w:r>
-        <w:t xml:space="preserve">Pay rent, $2,200 [update], to a landlord.</w:t>
+        <w:t xml:space="preserve">Pay rent, $2,200, to a landlord.</w:t>
       </w:r>
     </w:p>
     <w:p>
